--- a/writing/Chapter 3 - 3.6 Project Management Plan/FINAL_TEXT.docx
+++ b/writing/Chapter 3 - 3.6 Project Management Plan/FINAL_TEXT.docx
@@ -1100,7 +1100,7 @@
               <w:rPr>
                 <w:sz w:val="16"/>
               </w:rPr>
-              <w:t>Google Form (13 items); AI-judge scores for final system</w:t>
+              <w:t>Google Form (13 items); AI-judge scores for final system (completed, two-judge panel)</w:t>
             </w:r>
           </w:p>
         </w:tc>
@@ -1419,7 +1419,7 @@
         <w:t>Replacement of the judge panel (August 2026).</w:t>
       </w:r>
       <w:r>
-        <w:t xml:space="preserve"> Several planned judges became unavailable because of quota limits and model retirements. The panel was rebuilt from three other providers, and judging was divided between two accounts to work within a daily limit of 50 requests.</w:t>
+        <w:t xml:space="preserve"> Several planned judges became unavailable because of quota limits and model retirements. The panel was rebuilt from other providers, and judging was divided between two accounts to work within a daily limit of 50 requests. In September 2026, Mistral Large also became unavailable on both team accounts, so the final comparison was completed on the two judges that had scored every system, after checking that removing the third judge did not change the ranking of the systems it had scored.</w:t>
       </w:r>
     </w:p>
     <w:p>
@@ -1568,11 +1568,9 @@
             <w:r/>
             <w:r>
               <w:rPr>
-                <w:b/>
-                <w:color w:val="B03A00"/>
                 <w:sz w:val="16"/>
               </w:rPr>
-              <w:t>[[TEAM TO FILL]]</w:t>
+              <w:t>September 2026</w:t>
             </w:r>
           </w:p>
         </w:tc>
@@ -1586,7 +1584,7 @@
               <w:rPr>
                 <w:sz w:val="16"/>
               </w:rPr>
-              <w:t>In progress</w:t>
+              <w:t>Completed</w:t>
             </w:r>
           </w:p>
         </w:tc>

--- a/writing/Chapter 3 - 3.6 Project Management Plan/FINAL_TEXT.docx
+++ b/writing/Chapter 3 - 3.6 Project Management Plan/FINAL_TEXT.docx
@@ -1419,7 +1419,7 @@
         <w:t>Replacement of the judge panel (August 2026).</w:t>
       </w:r>
       <w:r>
-        <w:t xml:space="preserve"> Several planned judges became unavailable because of quota limits and model retirements. The panel was rebuilt from other providers, and judging was divided between two accounts to work within a daily limit of 50 requests. In September 2026, Mistral Large also became unavailable on both team accounts, so the final comparison was completed on the two judges that had scored every system, after checking that removing the third judge did not change the ranking of the systems it had scored.</w:t>
+        <w:t xml:space="preserve"> Several planned judges became unavailable because of quota limits and model retirements. The panel was rebuilt from other providers and fixed at two judges that remained accessible for the whole evaluation, and judging was divided between two accounts to work within a daily limit of 50 requests, so that every system was scored by the same two judges.</w:t>
       </w:r>
     </w:p>
     <w:p>

--- a/writing/Chapter 3 - 3.6 Project Management Plan/FINAL_TEXT.docx
+++ b/writing/Chapter 3 - 3.6 Project Management Plan/FINAL_TEXT.docx
@@ -31,7 +31,7 @@
         <w:spacing w:after="120"/>
       </w:pPr>
       <w:r>
-        <w:t>The requirements were refined from the project proposal, supervisor feedback and the remarks of the Pre-Thesis 2 defence panel into the following specification.</w:t>
+        <w:t>The requirements were refined from the project proposal and supervisor feedback into the following specification.</w:t>
       </w:r>
     </w:p>
     <w:p>
@@ -105,7 +105,7 @@
         <w:spacing w:after="120"/>
       </w:pPr>
       <w:r>
-        <w:t>Table 3.2 divides the work into ten phases and Figure 3.1 presents them as a Gantt chart. Because the dates are taken from when each set of project artefacts was produced, the schedule reflects the work as it actually happened. Phases P0 to P2 cover background study, candidate models and the move to EmpatheticDialogues that produced the Pre-Thesis 2 report in June 2026. Phases P3 to P5 cover evaluation of the initial pipeline, external evaluation, and the design adjustments made in response, from July to September 2026. Phases P6 to P9 cover the conversational agent, robustness analyses, human evaluation and thesis writing.</w:t>
+        <w:t>Table 3.2 divides the work into ten phases and Figure 3.1 presents them as a Gantt chart. Because the dates are taken from when each set of project artefacts was produced, the schedule reflects the work as it actually happened. Phases P0 to P2 cover background study, candidate models and the move to EmpatheticDialogues, completed in June 2026. Phases P3 to P5 cover evaluation of the initial pipeline, external evaluation, and the design adjustments made in response, from July to September 2026. Phases P6 to P9 cover the conversational agent, robustness analyses, human evaluation and thesis writing.</w:t>
       </w:r>
     </w:p>
     <w:tbl>
@@ -1402,7 +1402,7 @@
         <w:t>Expanded evaluation (July-August 2026).</w:t>
       </w:r>
       <w:r>
-        <w:t xml:space="preserve"> After the Pre-Thesis 2 panel questioned whether multiple models were needed, single-model baselines of equal and larger size, a retrieval-augmented variant and an AI-judge panel were added to the schedule before any further development.</w:t>
+        <w:t xml:space="preserve"> Once the question arose of whether multiple models were needed at all, single-model baselines of equal and larger size, a retrieval-augmented variant and an AI-judge panel were added to the schedule before any further development.</w:t>
       </w:r>
     </w:p>
     <w:p>

--- a/writing/Chapter 3 - 3.6 Project Management Plan/FINAL_TEXT.docx
+++ b/writing/Chapter 3 - 3.6 Project Management Plan/FINAL_TEXT.docx
@@ -1100,7 +1100,7 @@
               <w:rPr>
                 <w:sz w:val="16"/>
               </w:rPr>
-              <w:t>Google Form (13 items); AI-judge scores for final system (completed, two-judge panel)</w:t>
+              <w:t>Google Form (8 situations, 3 replies each, rated 1-5 on three dimensions); AI-judge scores for all systems (completed, two-judge panel)</w:t>
             </w:r>
           </w:p>
         </w:tc>
